--- a/user_guides/individual_programs/noise_reduction/Noise_Reduction_User_Guide.docx
+++ b/user_guides/individual_programs/noise_reduction/Noise_Reduction_User_Guide.docx
@@ -48,6 +48,43 @@
     <w:p>
       <w:r>
         <w:t>The processor uses the shared Audio Suite supported formats, including MP3, FLAC, OGG, M4A, MP4, Opus, WAV, and AIFF variants. The selected directory must contain at least one supported file.</w:t>
+      </w:r>
+    </w:p>
+    <w:p>
+      <w:pPr>
+        <w:pStyle w:val="Heading1"/>
+      </w:pPr>
+      <w:r>
+        <w:t>System Requirements</w:t>
+      </w:r>
+    </w:p>
+    <w:p>
+      <w:r>
+        <w:t>This tool requires ffmpeg and ffprobe to be installed and on PATH. ffmpeg decodes and encodes the audio formats the suite reads and writes; ffprobe reads stream metadata (duration, codec, bitrate) for analysis tools. The suite shows a startup warning naming any missing binary and how to install it.</w:t>
+      </w:r>
+    </w:p>
+    <w:p>
+      <w:pPr>
+        <w:pStyle w:val="ListBullet"/>
+      </w:pPr>
+      <w:r>
+        <w:t>Windows: winget install Gyan.FFmpeg</w:t>
+      </w:r>
+    </w:p>
+    <w:p>
+      <w:pPr>
+        <w:pStyle w:val="ListBullet"/>
+      </w:pPr>
+      <w:r>
+        <w:t>macOS:   brew install ffmpeg</w:t>
+      </w:r>
+    </w:p>
+    <w:p>
+      <w:pPr>
+        <w:pStyle w:val="ListBullet"/>
+      </w:pPr>
+      <w:r>
+        <w:t>Linux:   sudo apt install ffmpeg</w:t>
       </w:r>
     </w:p>
     <w:p>

--- a/user_guides/individual_programs/noise_reduction/Noise_Reduction_User_Guide.docx
+++ b/user_guides/individual_programs/noise_reduction/Noise_Reduction_User_Guide.docx
@@ -455,7 +455,7 @@
         <w:t xml:space="preserve">Undo: </w:t>
       </w:r>
       <w:r>
-        <w:t>Live tag edits are recorded in the suite's tag-edit batch for available recovery.</w:t>
+        <w:t>Each live run is recorded in the suite's undo history with a full copy of every file before it was rewritten, so Undo Tag Edits restores the original audio byte for byte, along with the tags the file had at the time.</w:t>
       </w:r>
     </w:p>
     <w:p>
@@ -628,7 +628,7 @@
     </w:p>
     <w:p>
       <w:r>
-        <w:t>Use Dry Run first and audition representative results. Live Update replaces source files after successful temporary export, but retain backups of important audio. Use the suite's Undo Tag Edits workflow for available metadata snapshots.</w:t>
+        <w:t>Use Dry Run first and audition representative results. Live Update replaces source files after successful temporary export, but retain backups of important audio. Use the suite's Undo Tag Edits workflow to restore the whole pre-run file.</w:t>
       </w:r>
     </w:p>
     <w:sectPr>
